--- a/Documentación/Estado de avance.docx
+++ b/Documentación/Estado de avance.docx
@@ -229,23 +229,7 @@
           <w:sz w:val="20"/>
           <w:szCs w:val="20"/>
         </w:rPr>
-        <w:t xml:space="preserve">Profesor: </w:t>
-      </w:r>
-      <w:proofErr w:type="spellStart"/>
-      <w:r>
-        <w:rPr>
-          <w:sz w:val="20"/>
-          <w:szCs w:val="20"/>
-        </w:rPr>
-        <w:t>Victor</w:t>
-      </w:r>
-      <w:proofErr w:type="spellEnd"/>
-      <w:r>
-        <w:rPr>
-          <w:sz w:val="20"/>
-          <w:szCs w:val="20"/>
-        </w:rPr>
-        <w:t xml:space="preserve"> Andrade </w:t>
+        <w:t xml:space="preserve">Profesor: Victor Andrade </w:t>
       </w:r>
     </w:p>
     <w:p>
@@ -1675,12 +1659,10 @@
       </w:pPr>
       <w:bookmarkStart w:id="3" w:name="_heading=h.91zdl1eq2stb" w:colFirst="0" w:colLast="0"/>
       <w:bookmarkEnd w:id="3"/>
-      <w:proofErr w:type="spellStart"/>
       <w:r>
         <w:lastRenderedPageBreak/>
         <w:t>Abstract</w:t>
       </w:r>
-      <w:proofErr w:type="spellEnd"/>
     </w:p>
     <w:p>
       <w:pPr>
@@ -1729,7 +1711,6 @@
       <w:r>
         <w:t xml:space="preserve"> para el backend, </w:t>
       </w:r>
-      <w:proofErr w:type="spellStart"/>
       <w:r>
         <w:rPr>
           <w:b/>
@@ -1737,11 +1718,9 @@
         </w:rPr>
         <w:t>React</w:t>
       </w:r>
-      <w:proofErr w:type="spellEnd"/>
       <w:r>
         <w:t xml:space="preserve"> con </w:t>
       </w:r>
-      <w:proofErr w:type="spellStart"/>
       <w:r>
         <w:rPr>
           <w:b/>
@@ -1749,7 +1728,6 @@
         </w:rPr>
         <w:t>TypeScript</w:t>
       </w:r>
-      <w:proofErr w:type="spellEnd"/>
       <w:r>
         <w:t xml:space="preserve"> para el frontend y </w:t>
       </w:r>
@@ -2196,15 +2174,7 @@
         <w:jc w:val="both"/>
       </w:pPr>
       <w:r>
-        <w:t xml:space="preserve">Existe un mercado real, creciente y legalmente obligado en Chile: las consultoras de prevención de riesgos que atienden </w:t>
-      </w:r>
-      <w:proofErr w:type="spellStart"/>
-      <w:r>
-        <w:t>PYMEs</w:t>
-      </w:r>
-      <w:proofErr w:type="spellEnd"/>
-      <w:r>
-        <w:t xml:space="preserve"> industriales, de construcción y transporte. Este mercado opera actualmente sin herramientas digitales adecuadas a su escala, en un contexto de creciente exigencia regulatoria (DS N°44, Ley 21.719, Política SST 2024-2028) y con altos índices de accidentabilidad laboral que generan presión sobre las empresas para cumplir la normativa.</w:t>
+        <w:t>Existe un mercado real, creciente y legalmente obligado en Chile: las consultoras de prevención de riesgos que atienden PYMEs industriales, de construcción y transporte. Este mercado opera actualmente sin herramientas digitales adecuadas a su escala, en un contexto de creciente exigencia regulatoria (DS N°44, Ley 21.719, Política SST 2024-2028) y con altos índices de accidentabilidad laboral que generan presión sobre las empresas para cumplir la normativa.</w:t>
       </w:r>
     </w:p>
     <w:p>
@@ -2374,31 +2344,7 @@
         <w:jc w:val="both"/>
       </w:pPr>
       <w:r>
-        <w:t xml:space="preserve">A nivel internacional, la norma ISO 45001 proporciona un marco estructurado para la implementación de sistemas de gestión de seguridad y salud en el trabajo. Esta norma establece la necesidad de adoptar un enfoque basado en procesos que incluya la planificación, ejecución, evaluación y mejora continua de las actividades preventivas (International </w:t>
-      </w:r>
-      <w:proofErr w:type="spellStart"/>
-      <w:r>
-        <w:t>Organization</w:t>
-      </w:r>
-      <w:proofErr w:type="spellEnd"/>
-      <w:r>
-        <w:t xml:space="preserve"> </w:t>
-      </w:r>
-      <w:proofErr w:type="spellStart"/>
-      <w:r>
-        <w:t>for</w:t>
-      </w:r>
-      <w:proofErr w:type="spellEnd"/>
-      <w:r>
-        <w:t xml:space="preserve"> </w:t>
-      </w:r>
-      <w:proofErr w:type="spellStart"/>
-      <w:r>
-        <w:t>Standardization</w:t>
-      </w:r>
-      <w:proofErr w:type="spellEnd"/>
-      <w:r>
-        <w:t>, 2018).</w:t>
+        <w:t>A nivel internacional, la norma ISO 45001 proporciona un marco estructurado para la implementación de sistemas de gestión de seguridad y salud en el trabajo. Esta norma establece la necesidad de adoptar un enfoque basado en procesos que incluya la planificación, ejecución, evaluación y mejora continua de las actividades preventivas (International Organization for Standardization, 2018).</w:t>
       </w:r>
     </w:p>
     <w:p>
@@ -3189,31 +3135,7 @@
       </w:pPr>
       <w:r>
         <w:lastRenderedPageBreak/>
-        <w:t xml:space="preserve">Uno de los principales referentes internacionales en esta materia es la norma ISO 45001, la cual establece un marco para la mejora continua de las condiciones laborales mediante el ciclo PHVA (Planificar, Hacer, Verificar y Actuar) (International </w:t>
-      </w:r>
-      <w:proofErr w:type="spellStart"/>
-      <w:r>
-        <w:t>Organization</w:t>
-      </w:r>
-      <w:proofErr w:type="spellEnd"/>
-      <w:r>
-        <w:t xml:space="preserve"> </w:t>
-      </w:r>
-      <w:proofErr w:type="spellStart"/>
-      <w:r>
-        <w:t>for</w:t>
-      </w:r>
-      <w:proofErr w:type="spellEnd"/>
-      <w:r>
-        <w:t xml:space="preserve"> </w:t>
-      </w:r>
-      <w:proofErr w:type="spellStart"/>
-      <w:r>
-        <w:t>Standardization</w:t>
-      </w:r>
-      <w:proofErr w:type="spellEnd"/>
-      <w:r>
-        <w:t>, 2018).</w:t>
+        <w:t>Uno de los principales referentes internacionales en esta materia es la norma ISO 45001, la cual establece un marco para la mejora continua de las condiciones laborales mediante el ciclo PHVA (Planificar, Hacer, Verificar y Actuar) (International Organization for Standardization, 2018).</w:t>
       </w:r>
     </w:p>
     <w:p>
@@ -4104,11 +4026,9 @@
               <w:widowControl w:val="0"/>
               <w:spacing w:line="360" w:lineRule="auto"/>
             </w:pPr>
-            <w:proofErr w:type="spellStart"/>
             <w:r>
               <w:t>Prevengos</w:t>
             </w:r>
-            <w:proofErr w:type="spellEnd"/>
           </w:p>
         </w:tc>
         <w:tc>
@@ -4127,15 +4047,7 @@
               <w:spacing w:line="360" w:lineRule="auto"/>
             </w:pPr>
             <w:r>
-              <w:t xml:space="preserve">Software integral para la gestión de seguridad laboral que incluye control </w:t>
-            </w:r>
-            <w:proofErr w:type="spellStart"/>
-            <w:r>
-              <w:t>documentacional</w:t>
-            </w:r>
-            <w:proofErr w:type="spellEnd"/>
-            <w:r>
-              <w:t>, estadísticas, informes y gestión administrativa de seguridad y salud ocupacional.</w:t>
+              <w:t>Software integral para la gestión de seguridad laboral que incluye control documentacional, estadísticas, informes y gestión administrativa de seguridad y salud ocupacional.</w:t>
             </w:r>
           </w:p>
         </w:tc>
@@ -4196,13 +4108,8 @@
               <w:widowControl w:val="0"/>
               <w:spacing w:line="360" w:lineRule="auto"/>
             </w:pPr>
-            <w:proofErr w:type="spellStart"/>
             <w:r>
-              <w:t>Worklite</w:t>
-            </w:r>
-            <w:proofErr w:type="spellEnd"/>
-            <w:r>
-              <w:t xml:space="preserve"> App</w:t>
+              <w:t>Worklite App</w:t>
             </w:r>
           </w:p>
         </w:tc>
@@ -4222,15 +4129,7 @@
               <w:spacing w:line="360" w:lineRule="auto"/>
             </w:pPr>
             <w:r>
-              <w:t xml:space="preserve">Plataforma HSE que permite gestionar matrices de riesgo, capacitaciones, documentación, chequeos y </w:t>
-            </w:r>
-            <w:proofErr w:type="spellStart"/>
-            <w:r>
-              <w:t>dashboards</w:t>
-            </w:r>
-            <w:proofErr w:type="spellEnd"/>
-            <w:r>
-              <w:t xml:space="preserve"> de seguridad.</w:t>
+              <w:t>Plataforma HSE que permite gestionar matrices de riesgo, capacitaciones, documentación, chequeos y dashboards de seguridad.</w:t>
             </w:r>
           </w:p>
         </w:tc>
@@ -4373,11 +4272,9 @@
               <w:widowControl w:val="0"/>
               <w:spacing w:line="360" w:lineRule="auto"/>
             </w:pPr>
-            <w:proofErr w:type="spellStart"/>
             <w:r>
               <w:t>Previnapp</w:t>
             </w:r>
-            <w:proofErr w:type="spellEnd"/>
           </w:p>
         </w:tc>
         <w:tc>
@@ -4789,23 +4686,7 @@
         <w:br/>
       </w:r>
       <w:r>
-        <w:t xml:space="preserve">Se asume que el equipo de desarrollo cuenta con los conocimientos necesarios para trabajar con tecnologías como </w:t>
-      </w:r>
-      <w:proofErr w:type="spellStart"/>
-      <w:r>
-        <w:t>React</w:t>
-      </w:r>
-      <w:proofErr w:type="spellEnd"/>
-      <w:r>
-        <w:t xml:space="preserve">, Spring Boot, MySQL, JWT, </w:t>
-      </w:r>
-      <w:proofErr w:type="spellStart"/>
-      <w:r>
-        <w:t>bcrypt</w:t>
-      </w:r>
-      <w:proofErr w:type="spellEnd"/>
-      <w:r>
-        <w:t xml:space="preserve"> y herramientas de control de versiones.</w:t>
+        <w:t>Se asume que el equipo de desarrollo cuenta con los conocimientos necesarios para trabajar con tecnologías como React, Spring Boot, MySQL, JWT, bcrypt y herramientas de control de versiones.</w:t>
       </w:r>
     </w:p>
     <w:p>
@@ -4890,21 +4771,8 @@
         <w:spacing w:before="240" w:line="360" w:lineRule="auto"/>
       </w:pPr>
       <w:r>
-        <w:t xml:space="preserve">Frontend: </w:t>
-      </w:r>
-      <w:proofErr w:type="spellStart"/>
-      <w:r>
-        <w:t>React</w:t>
-      </w:r>
-      <w:proofErr w:type="spellEnd"/>
-      <w:r>
-        <w:t xml:space="preserve"> con </w:t>
-      </w:r>
-      <w:proofErr w:type="spellStart"/>
-      <w:r>
-        <w:t>TypeScript</w:t>
-      </w:r>
-      <w:proofErr w:type="spellEnd"/>
+        <w:t>Frontend: React con TypeScript</w:t>
+      </w:r>
     </w:p>
     <w:p>
       <w:pPr>
@@ -5024,13 +4892,8 @@
         <w:spacing w:line="360" w:lineRule="auto"/>
       </w:pPr>
       <w:r>
-        <w:t xml:space="preserve">Cifrado de contraseñas mediante </w:t>
-      </w:r>
-      <w:proofErr w:type="spellStart"/>
-      <w:r>
-        <w:t>bcrypt</w:t>
-      </w:r>
-      <w:proofErr w:type="spellEnd"/>
+        <w:t>Cifrado de contraseñas mediante bcrypt</w:t>
+      </w:r>
     </w:p>
     <w:p>
       <w:pPr>
@@ -5180,15 +5043,7 @@
         <w:spacing w:line="360" w:lineRule="auto"/>
       </w:pPr>
       <w:r>
-        <w:t xml:space="preserve">Plataformas de despliegue como </w:t>
-      </w:r>
-      <w:proofErr w:type="spellStart"/>
-      <w:r>
-        <w:t>Railway</w:t>
-      </w:r>
-      <w:proofErr w:type="spellEnd"/>
-      <w:r>
-        <w:t xml:space="preserve"> o Render</w:t>
+        <w:t>Plataformas de despliegue como Railway o Render</w:t>
       </w:r>
     </w:p>
     <w:p>
@@ -5245,15 +5100,7 @@
       <w:bookmarkStart w:id="51" w:name="_heading=h.p3mj9qab937m" w:colFirst="0" w:colLast="0"/>
       <w:bookmarkEnd w:id="51"/>
       <w:r>
-        <w:t xml:space="preserve">El sistema deberá cumplir con la normativa chilena vigente en materia de prevención de riesgos laborales, especialmente la Ley </w:t>
-      </w:r>
-      <w:proofErr w:type="spellStart"/>
-      <w:r>
-        <w:t>N°</w:t>
-      </w:r>
-      <w:proofErr w:type="spellEnd"/>
-      <w:r>
-        <w:t xml:space="preserve"> 16.744, así como considerar el resguardo de la información relacionada con los trabajadores y las empresas.</w:t>
+        <w:t>El sistema deberá cumplir con la normativa chilena vigente en materia de prevención de riesgos laborales, especialmente la Ley N° 16.744, así como considerar el resguardo de la información relacionada con los trabajadores y las empresas.</w:t>
       </w:r>
     </w:p>
     <w:p>
@@ -5327,21 +5174,8 @@
         <w:spacing w:line="360" w:lineRule="auto"/>
         <w:jc w:val="both"/>
       </w:pPr>
-      <w:proofErr w:type="spellStart"/>
-      <w:r>
-        <w:t>TypeScript</w:t>
-      </w:r>
-      <w:proofErr w:type="spellEnd"/>
-      <w:r>
-        <w:t xml:space="preserve"> (Frontend): </w:t>
-      </w:r>
-      <w:proofErr w:type="spellStart"/>
-      <w:r>
-        <w:t>TypeScript</w:t>
-      </w:r>
-      <w:proofErr w:type="spellEnd"/>
-      <w:r>
-        <w:t xml:space="preserve"> se utiliza sobre JavaScript porque añade tipado estático, lo que reduce errores durante el desarrollo y mejora la mantenibilidad del código en aplicaciones grandes como esta.</w:t>
+      <w:r>
+        <w:t>TypeScript (Frontend): TypeScript se utiliza sobre JavaScript porque añade tipado estático, lo que reduce errores durante el desarrollo y mejora la mantenibilidad del código en aplicaciones grandes como esta.</w:t>
       </w:r>
     </w:p>
     <w:p>
@@ -5374,21 +5208,12 @@
         <w:spacing w:line="360" w:lineRule="auto"/>
         <w:jc w:val="both"/>
       </w:pPr>
-      <w:proofErr w:type="spellStart"/>
-      <w:r>
-        <w:rPr>
-          <w:b/>
-          <w:bCs/>
-        </w:rPr>
-        <w:t>Frameworks</w:t>
-      </w:r>
-      <w:proofErr w:type="spellEnd"/>
-      <w:r>
-        <w:rPr>
-          <w:b/>
-          <w:bCs/>
-        </w:rPr>
-        <w:t xml:space="preserve"> y librerías</w:t>
+      <w:r>
+        <w:rPr>
+          <w:b/>
+          <w:bCs/>
+        </w:rPr>
+        <w:t>Frameworks y librerías</w:t>
       </w:r>
     </w:p>
     <w:p>
@@ -5462,13 +5287,8 @@
         <w:spacing w:line="360" w:lineRule="auto"/>
         <w:jc w:val="both"/>
       </w:pPr>
-      <w:proofErr w:type="spellStart"/>
-      <w:r>
-        <w:t>Hibernate</w:t>
-      </w:r>
-      <w:proofErr w:type="spellEnd"/>
-      <w:r>
-        <w:t xml:space="preserve"> / JPA: Permiten la persistencia de datos de manera más simple, evitando escribir consultas SQL manuales y facilitando la interacción con la base de datos.</w:t>
+      <w:r>
+        <w:t>Hibernate / JPA: Permiten la persistencia de datos de manera más simple, evitando escribir consultas SQL manuales y facilitando la interacción con la base de datos.</w:t>
       </w:r>
     </w:p>
     <w:p>
@@ -5480,13 +5300,8 @@
         <w:spacing w:line="360" w:lineRule="auto"/>
         <w:jc w:val="both"/>
       </w:pPr>
-      <w:proofErr w:type="spellStart"/>
-      <w:r>
-        <w:t>bcrypt</w:t>
-      </w:r>
-      <w:proofErr w:type="spellEnd"/>
-      <w:r>
-        <w:t>: Se utiliza para el cifrado de contraseñas, asegurando que la información sensible de los usuarios esté protegida.</w:t>
+      <w:r>
+        <w:t>bcrypt: Se utiliza para el cifrado de contraseñas, asegurando que la información sensible de los usuarios esté protegida.</w:t>
       </w:r>
     </w:p>
     <w:p>
@@ -5530,13 +5345,8 @@
         <w:spacing w:line="360" w:lineRule="auto"/>
         <w:jc w:val="both"/>
       </w:pPr>
-      <w:proofErr w:type="spellStart"/>
-      <w:r>
-        <w:t>React</w:t>
-      </w:r>
-      <w:proofErr w:type="spellEnd"/>
-      <w:r>
-        <w:t>: Se utiliza para construir interfaces de usuario dinámicas e interactivas, permitiendo una mejor experiencia para el usuario final.</w:t>
+      <w:r>
+        <w:t>React: Se utiliza para construir interfaces de usuario dinámicas e interactivas, permitiendo una mejor experiencia para el usuario final.</w:t>
       </w:r>
     </w:p>
     <w:p>
@@ -5759,33 +5569,8 @@
           <w:b/>
           <w:bCs/>
         </w:rPr>
-        <w:t xml:space="preserve">Frontend - </w:t>
-      </w:r>
-      <w:proofErr w:type="spellStart"/>
-      <w:r>
-        <w:rPr>
-          <w:b/>
-          <w:bCs/>
-        </w:rPr>
-        <w:t>React</w:t>
-      </w:r>
-      <w:proofErr w:type="spellEnd"/>
-      <w:r>
-        <w:rPr>
-          <w:b/>
-          <w:bCs/>
-        </w:rPr>
-        <w:t xml:space="preserve"> + </w:t>
-      </w:r>
-      <w:proofErr w:type="spellStart"/>
-      <w:r>
-        <w:rPr>
-          <w:b/>
-          <w:bCs/>
-        </w:rPr>
-        <w:t>Typescript</w:t>
-      </w:r>
-      <w:proofErr w:type="spellEnd"/>
+        <w:t>Frontend - React + Typescript</w:t>
+      </w:r>
     </w:p>
     <w:p>
       <w:pPr>
@@ -5802,63 +5587,7 @@
         <w:jc w:val="both"/>
       </w:pPr>
       <w:r>
-        <w:t xml:space="preserve">Amazon S3(Simple Storage Service): Aloja el </w:t>
-      </w:r>
-      <w:proofErr w:type="spellStart"/>
-      <w:r>
-        <w:t>build</w:t>
-      </w:r>
-      <w:proofErr w:type="spellEnd"/>
-      <w:r>
-        <w:t xml:space="preserve"> estático de </w:t>
-      </w:r>
-      <w:proofErr w:type="spellStart"/>
-      <w:r>
-        <w:t>React</w:t>
-      </w:r>
-      <w:proofErr w:type="spellEnd"/>
-      <w:r>
-        <w:t xml:space="preserve">(HTML, </w:t>
-      </w:r>
-      <w:proofErr w:type="spellStart"/>
-      <w:r>
-        <w:t>Typescript</w:t>
-      </w:r>
-      <w:proofErr w:type="spellEnd"/>
-      <w:r>
-        <w:t>, CSS) como sitio web estático. Se hace ‘</w:t>
-      </w:r>
-      <w:proofErr w:type="spellStart"/>
-      <w:r>
-        <w:t>npm</w:t>
-      </w:r>
-      <w:proofErr w:type="spellEnd"/>
-      <w:r>
-        <w:t xml:space="preserve"> run </w:t>
-      </w:r>
-      <w:proofErr w:type="spellStart"/>
-      <w:r>
-        <w:t>build</w:t>
-      </w:r>
-      <w:proofErr w:type="spellEnd"/>
-      <w:r>
-        <w:t>’ y se sube la carpeta /’</w:t>
-      </w:r>
-      <w:proofErr w:type="spellStart"/>
-      <w:r>
-        <w:t>dist</w:t>
-      </w:r>
-      <w:proofErr w:type="spellEnd"/>
-      <w:r>
-        <w:t xml:space="preserve">’ al </w:t>
-      </w:r>
-      <w:proofErr w:type="spellStart"/>
-      <w:r>
-        <w:t>bucket</w:t>
-      </w:r>
-      <w:proofErr w:type="spellEnd"/>
-      <w:r>
-        <w:t>. (RF01 y RF02)</w:t>
+        <w:t>Amazon S3(Simple Storage Service): Aloja el build estático de React(HTML, Typescript, CSS) como sitio web estático. Se hace ‘npm run build’ y se sube la carpeta /’dist’ al bucket. (RF01 y RF02)</w:t>
       </w:r>
     </w:p>
     <w:p>
@@ -5885,39 +5614,7 @@
         <w:jc w:val="both"/>
       </w:pPr>
       <w:r>
-        <w:t xml:space="preserve">Amazon </w:t>
-      </w:r>
-      <w:proofErr w:type="spellStart"/>
-      <w:r>
-        <w:t>CloudFront</w:t>
-      </w:r>
-      <w:proofErr w:type="spellEnd"/>
-      <w:r>
-        <w:t xml:space="preserve">(Content </w:t>
-      </w:r>
-      <w:proofErr w:type="spellStart"/>
-      <w:r>
-        <w:t>Delivery</w:t>
-      </w:r>
-      <w:proofErr w:type="spellEnd"/>
-      <w:r>
-        <w:t xml:space="preserve"> Network): CDN global que sirve al frontend de S3 con HTTPS automático, caché en </w:t>
-      </w:r>
-      <w:proofErr w:type="spellStart"/>
-      <w:r>
-        <w:t>edge</w:t>
-      </w:r>
-      <w:proofErr w:type="spellEnd"/>
-      <w:r>
-        <w:t xml:space="preserve"> y baja latencia. Es la forma estándar de servir una SPA </w:t>
-      </w:r>
-      <w:proofErr w:type="spellStart"/>
-      <w:r>
-        <w:t>React</w:t>
-      </w:r>
-      <w:proofErr w:type="spellEnd"/>
-      <w:r>
-        <w:t xml:space="preserve"> en AWS. Cubre el RNF04 (respuesta en menos de 2 segundos) y el RNF03 (95% disponibilidad) para el frontend.</w:t>
+        <w:t>Amazon CloudFront(Content Delivery Network): CDN global que sirve al frontend de S3 con HTTPS automático, caché en edge y baja latencia. Es la forma estándar de servir una SPA React en AWS. Cubre el RNF04 (respuesta en menos de 2 segundos) y el RNF03 (95% disponibilidad) para el frontend.</w:t>
       </w:r>
     </w:p>
     <w:p>
@@ -5958,79 +5655,7 @@
         <w:jc w:val="both"/>
       </w:pPr>
       <w:r>
-        <w:t xml:space="preserve">AWS </w:t>
-      </w:r>
-      <w:proofErr w:type="spellStart"/>
-      <w:r>
-        <w:t>Elastic</w:t>
-      </w:r>
-      <w:proofErr w:type="spellEnd"/>
-      <w:r>
-        <w:t xml:space="preserve"> </w:t>
-      </w:r>
-      <w:proofErr w:type="spellStart"/>
-      <w:r>
-        <w:t>Beanstalk</w:t>
-      </w:r>
-      <w:proofErr w:type="spellEnd"/>
-      <w:r>
-        <w:t>(</w:t>
-      </w:r>
-      <w:proofErr w:type="spellStart"/>
-      <w:r>
-        <w:t>Platform</w:t>
-      </w:r>
-      <w:proofErr w:type="spellEnd"/>
-      <w:r>
-        <w:t xml:space="preserve"> as a service para Java): La forma más sencilla de desplegar un JAR de </w:t>
-      </w:r>
-      <w:proofErr w:type="spellStart"/>
-      <w:r>
-        <w:t>spring</w:t>
-      </w:r>
-      <w:proofErr w:type="spellEnd"/>
-      <w:r>
-        <w:t xml:space="preserve"> </w:t>
-      </w:r>
-      <w:proofErr w:type="spellStart"/>
-      <w:r>
-        <w:t>boot</w:t>
-      </w:r>
-      <w:proofErr w:type="spellEnd"/>
-      <w:r>
-        <w:t xml:space="preserve"> en AWS. Sube el JAR, </w:t>
-      </w:r>
-      <w:proofErr w:type="spellStart"/>
-      <w:r>
-        <w:t>Beanstalk</w:t>
-      </w:r>
-      <w:proofErr w:type="spellEnd"/>
-      <w:r>
-        <w:t xml:space="preserve"> crea automáticamente la instancia EC2, el balanceador de carga, el </w:t>
-      </w:r>
-      <w:proofErr w:type="spellStart"/>
-      <w:r>
-        <w:t>autoescalado</w:t>
-      </w:r>
-      <w:proofErr w:type="spellEnd"/>
-      <w:r>
-        <w:t xml:space="preserve"> y el monitoreo. No se necesita configurar la infraestructura de forma manual. </w:t>
-      </w:r>
-      <w:proofErr w:type="gramStart"/>
-      <w:r>
-        <w:t>Además</w:t>
-      </w:r>
-      <w:proofErr w:type="gramEnd"/>
-      <w:r>
-        <w:t xml:space="preserve"> es compatible directamente con GitHub </w:t>
-      </w:r>
-      <w:proofErr w:type="spellStart"/>
-      <w:r>
-        <w:t>Actions</w:t>
-      </w:r>
-      <w:proofErr w:type="spellEnd"/>
-      <w:r>
-        <w:t xml:space="preserve"> para CI/CD. Cumple con RNF03, RNF04, RNF05, RNF13.</w:t>
+        <w:t>AWS Elastic Beanstalk(Platform as a service para Java): La forma más sencilla de desplegar un JAR de spring boot en AWS. Sube el JAR, Beanstalk crea automáticamente la instancia EC2, el balanceador de carga, el autoescalado y el monitoreo. No se necesita configurar la infraestructura de forma manual. Además es compatible directamente con GitHub Actions para CI/CD. Cumple con RNF03, RNF04, RNF05, RNF13.</w:t>
       </w:r>
     </w:p>
     <w:p>
@@ -6060,39 +5685,7 @@
         <w:jc w:val="both"/>
       </w:pPr>
       <w:r>
-        <w:t>Amazon EC2 + Docker(</w:t>
-      </w:r>
-      <w:proofErr w:type="spellStart"/>
-      <w:r>
-        <w:t>Elastic</w:t>
-      </w:r>
-      <w:proofErr w:type="spellEnd"/>
-      <w:r>
-        <w:t xml:space="preserve"> Compute Cloud): Se puede desplegar el contenedor Spring </w:t>
-      </w:r>
-      <w:proofErr w:type="spellStart"/>
-      <w:r>
-        <w:t>boot</w:t>
-      </w:r>
-      <w:proofErr w:type="spellEnd"/>
-      <w:r>
-        <w:t xml:space="preserve"> directamente en una instancia EC2. Este da más </w:t>
-      </w:r>
-      <w:proofErr w:type="gramStart"/>
-      <w:r>
-        <w:t>control</w:t>
-      </w:r>
-      <w:proofErr w:type="gramEnd"/>
-      <w:r>
-        <w:t xml:space="preserve"> pero agrega mayor configuración manual que </w:t>
-      </w:r>
-      <w:proofErr w:type="spellStart"/>
-      <w:r>
-        <w:t>Beanstalk</w:t>
-      </w:r>
-      <w:proofErr w:type="spellEnd"/>
-      <w:r>
-        <w:t>. Problema; vale entre 10 a 20 USD y es más que nada para aprender un poco de DevOps. Cumple con RNF03 y RNF05.</w:t>
+        <w:t>Amazon EC2 + Docker(Elastic Compute Cloud): Se puede desplegar el contenedor Spring boot directamente en una instancia EC2. Este da más control pero agrega mayor configuración manual que Beanstalk. Problema; vale entre 10 a 20 USD y es más que nada para aprender un poco de DevOps. Cumple con RNF03 y RNF05.</w:t>
       </w:r>
     </w:p>
     <w:p>
@@ -6133,63 +5726,7 @@
         <w:jc w:val="both"/>
       </w:pPr>
       <w:r>
-        <w:t xml:space="preserve">Amazon RDS </w:t>
-      </w:r>
-      <w:proofErr w:type="spellStart"/>
-      <w:r>
-        <w:t>for</w:t>
-      </w:r>
-      <w:proofErr w:type="spellEnd"/>
-      <w:r>
-        <w:t xml:space="preserve"> MySQL(</w:t>
-      </w:r>
-      <w:proofErr w:type="spellStart"/>
-      <w:r>
-        <w:t>Relational</w:t>
-      </w:r>
-      <w:proofErr w:type="spellEnd"/>
-      <w:r>
-        <w:t xml:space="preserve"> </w:t>
-      </w:r>
-      <w:proofErr w:type="spellStart"/>
-      <w:r>
-        <w:t>Database</w:t>
-      </w:r>
-      <w:proofErr w:type="spellEnd"/>
-      <w:r>
-        <w:t xml:space="preserve"> Service): MySQL gestionado por AWS. Incluye </w:t>
-      </w:r>
-      <w:proofErr w:type="spellStart"/>
-      <w:r>
-        <w:t>backups</w:t>
-      </w:r>
-      <w:proofErr w:type="spellEnd"/>
-      <w:r>
-        <w:t xml:space="preserve"> automáticos diarios(puede resolver RNF10 sin código adicional), tiene cifrado en reposo(cumpliendo parte de la ley 21.719), también tiene </w:t>
-      </w:r>
-      <w:proofErr w:type="spellStart"/>
-      <w:r>
-        <w:t>failover</w:t>
-      </w:r>
-      <w:proofErr w:type="spellEnd"/>
-      <w:r>
-        <w:t xml:space="preserve"> automático y actualizaciones de parches. Se debe cambiar la URL en ‘</w:t>
-      </w:r>
-      <w:proofErr w:type="spellStart"/>
-      <w:r>
-        <w:t>aplication.properties</w:t>
-      </w:r>
-      <w:proofErr w:type="spellEnd"/>
-      <w:r>
-        <w:t xml:space="preserve">’ y Spring </w:t>
-      </w:r>
-      <w:proofErr w:type="spellStart"/>
-      <w:r>
-        <w:t>boot</w:t>
-      </w:r>
-      <w:proofErr w:type="spellEnd"/>
-      <w:r>
-        <w:t xml:space="preserve"> se conecta igual que en MySQL local. Cumple RNF09, RNF10, RNF13, RNF14.</w:t>
+        <w:t>Amazon RDS for MySQL(Relational Database Service): MySQL gestionado por AWS. Incluye backups automáticos diarios(puede resolver RNF10 sin código adicional), tiene cifrado en reposo(cumpliendo parte de la ley 21.719), también tiene failover automático y actualizaciones de parches. Se debe cambiar la URL en ‘aplication.properties’ y Spring boot se conecta igual que en MySQL local. Cumple RNF09, RNF10, RNF13, RNF14.</w:t>
       </w:r>
     </w:p>
     <w:p>
@@ -6230,55 +5767,7 @@
         <w:jc w:val="both"/>
       </w:pPr>
       <w:r>
-        <w:t>AWS IAM(</w:t>
-      </w:r>
-      <w:proofErr w:type="spellStart"/>
-      <w:r>
-        <w:t>Identity</w:t>
-      </w:r>
-      <w:proofErr w:type="spellEnd"/>
-      <w:r>
-        <w:t xml:space="preserve"> and </w:t>
-      </w:r>
-      <w:proofErr w:type="spellStart"/>
-      <w:r>
-        <w:t>access</w:t>
-      </w:r>
-      <w:proofErr w:type="spellEnd"/>
-      <w:r>
-        <w:t xml:space="preserve"> </w:t>
-      </w:r>
-      <w:proofErr w:type="spellStart"/>
-      <w:r>
-        <w:t>management</w:t>
-      </w:r>
-      <w:proofErr w:type="spellEnd"/>
-      <w:r>
-        <w:t xml:space="preserve">): Gestiona los permisos entre AWS(quién puede acceder a qué). Es obligatorio y gratuito. Se utiliza para que </w:t>
-      </w:r>
-      <w:proofErr w:type="spellStart"/>
-      <w:r>
-        <w:t>Beanstalk</w:t>
-      </w:r>
-      <w:proofErr w:type="spellEnd"/>
-      <w:r>
-        <w:t xml:space="preserve"> pueda acceder a RDS y S3. y para que GitHub </w:t>
-      </w:r>
-      <w:proofErr w:type="spellStart"/>
-      <w:r>
-        <w:t>Actions</w:t>
-      </w:r>
-      <w:proofErr w:type="spellEnd"/>
-      <w:r>
-        <w:t xml:space="preserve"> pueda desplegar de forma </w:t>
-      </w:r>
-      <w:proofErr w:type="spellStart"/>
-      <w:r>
-        <w:t>automátic</w:t>
-      </w:r>
-      <w:proofErr w:type="spellEnd"/>
-      <w:r>
-        <w:t>. Cumple RNF06 y RNF07</w:t>
+        <w:t>AWS IAM(Identity and access management): Gestiona los permisos entre AWS(quién puede acceder a qué). Es obligatorio y gratuito. Se utiliza para que Beanstalk pueda acceder a RDS y S3. y para que GitHub Actions pueda desplegar de forma automátic. Cumple RNF06 y RNF07</w:t>
       </w:r>
     </w:p>
     <w:p>
@@ -6309,31 +5798,7 @@
         <w:jc w:val="both"/>
       </w:pPr>
       <w:r>
-        <w:t xml:space="preserve">AWS </w:t>
-      </w:r>
-      <w:proofErr w:type="spellStart"/>
-      <w:r>
-        <w:t>Secrets</w:t>
-      </w:r>
-      <w:proofErr w:type="spellEnd"/>
-      <w:r>
-        <w:t xml:space="preserve"> Manager(Gestión de credenciales seguras): Almacena de forma segura las credenciales de MySQL, claves JWT y contraseñas de SMTP. Spring </w:t>
-      </w:r>
-      <w:proofErr w:type="spellStart"/>
-      <w:r>
-        <w:t>boot</w:t>
-      </w:r>
-      <w:proofErr w:type="spellEnd"/>
-      <w:r>
-        <w:t xml:space="preserve"> las lee en tiempo de ejecución sin exponerlas en el código fuente ni en ‘</w:t>
-      </w:r>
-      <w:proofErr w:type="spellStart"/>
-      <w:r>
-        <w:t>aplication.properties</w:t>
-      </w:r>
-      <w:proofErr w:type="spellEnd"/>
-      <w:r>
-        <w:t>’. Fundamental para cumplir RNF06 y la Ley 21.719, también cumple RNF08</w:t>
+        <w:t>AWS Secrets Manager(Gestión de credenciales seguras): Almacena de forma segura las credenciales de MySQL, claves JWT y contraseñas de SMTP. Spring boot las lee en tiempo de ejecución sin exponerlas en el código fuente ni en ‘aplication.properties’. Fundamental para cumplir RNF06 y la Ley 21.719, también cumple RNF08</w:t>
       </w:r>
     </w:p>
     <w:p>
@@ -6357,78 +5822,30 @@
         <w:jc w:val="both"/>
       </w:pPr>
       <w:r>
-        <w:t xml:space="preserve">AWS </w:t>
-      </w:r>
-      <w:proofErr w:type="spellStart"/>
-      <w:r>
-        <w:t>Certificate</w:t>
-      </w:r>
-      <w:proofErr w:type="spellEnd"/>
-      <w:r>
-        <w:t xml:space="preserve"> Manager(TLS/SSL gratuito): Genera y renueva certificados HTTPS automáticamente para el dominio en </w:t>
-      </w:r>
-      <w:proofErr w:type="spellStart"/>
-      <w:r>
-        <w:t>CloudFront</w:t>
-      </w:r>
-      <w:proofErr w:type="spellEnd"/>
-      <w:r>
-        <w:t xml:space="preserve"> y </w:t>
-      </w:r>
-      <w:proofErr w:type="spellStart"/>
-      <w:r>
-        <w:t>Beanstalk</w:t>
-      </w:r>
-      <w:proofErr w:type="spellEnd"/>
-      <w:r>
-        <w:t xml:space="preserve">. Es gratuito si se usa en servicios </w:t>
-      </w:r>
-      <w:proofErr w:type="spellStart"/>
-      <w:r>
-        <w:t>aws</w:t>
-      </w:r>
-      <w:proofErr w:type="spellEnd"/>
-      <w:r>
-        <w:t>. Es necesario para cumplir con la ley 21.719(encriptación en tránsito con TLS). Cumple también con RNF06.</w:t>
-      </w:r>
-    </w:p>
-    <w:p>
-      <w:pPr>
-        <w:spacing w:line="360" w:lineRule="auto"/>
-        <w:jc w:val="both"/>
-      </w:pPr>
-    </w:p>
-    <w:p>
-      <w:pPr>
-        <w:spacing w:line="360" w:lineRule="auto"/>
-        <w:jc w:val="both"/>
-        <w:rPr>
-          <w:b/>
-          <w:bCs/>
-        </w:rPr>
-      </w:pPr>
-      <w:r>
-        <w:rPr>
-          <w:b/>
-          <w:bCs/>
-        </w:rPr>
-        <w:t xml:space="preserve">Almacenamiento de archivos - </w:t>
-      </w:r>
-      <w:proofErr w:type="spellStart"/>
-      <w:r>
-        <w:rPr>
-          <w:b/>
-          <w:bCs/>
-        </w:rPr>
-        <w:t>PDFs</w:t>
-      </w:r>
-      <w:proofErr w:type="spellEnd"/>
-      <w:r>
-        <w:rPr>
-          <w:b/>
-          <w:bCs/>
-        </w:rPr>
-        <w:t xml:space="preserve"> e informes</w:t>
+        <w:t>AWS Certificate Manager(TLS/SSL gratuito): Genera y renueva certificados HTTPS automáticamente para el dominio en CloudFront y Beanstalk. Es gratuito si se usa en servicios aws. Es necesario para cumplir con la ley 21.719(encriptación en tránsito con TLS). Cumple también con RNF06.</w:t>
+      </w:r>
+    </w:p>
+    <w:p>
+      <w:pPr>
+        <w:spacing w:line="360" w:lineRule="auto"/>
+        <w:jc w:val="both"/>
+      </w:pPr>
+    </w:p>
+    <w:p>
+      <w:pPr>
+        <w:spacing w:line="360" w:lineRule="auto"/>
+        <w:jc w:val="both"/>
+        <w:rPr>
+          <w:b/>
+          <w:bCs/>
+        </w:rPr>
+      </w:pPr>
+      <w:r>
+        <w:rPr>
+          <w:b/>
+          <w:bCs/>
+        </w:rPr>
+        <w:t>Almacenamiento de archivos - PDFs e informes</w:t>
       </w:r>
     </w:p>
     <w:p>
@@ -6449,79 +5866,7 @@
         <w:jc w:val="both"/>
       </w:pPr>
       <w:r>
-        <w:t>Almacenamiento S3(</w:t>
-      </w:r>
-      <w:proofErr w:type="spellStart"/>
-      <w:r>
-        <w:t>bucket</w:t>
-      </w:r>
-      <w:proofErr w:type="spellEnd"/>
-      <w:r>
-        <w:t xml:space="preserve"> privado) (Almacenamiento de informes PDF): Un </w:t>
-      </w:r>
-      <w:proofErr w:type="spellStart"/>
-      <w:r>
-        <w:t>bucket</w:t>
-      </w:r>
-      <w:proofErr w:type="spellEnd"/>
-      <w:r>
-        <w:t xml:space="preserve"> S3 separado (privado) almacena los </w:t>
-      </w:r>
-      <w:proofErr w:type="spellStart"/>
-      <w:r>
-        <w:t>PDFs</w:t>
-      </w:r>
-      <w:proofErr w:type="spellEnd"/>
-      <w:r>
-        <w:t xml:space="preserve"> generados por </w:t>
-      </w:r>
-      <w:proofErr w:type="spellStart"/>
-      <w:r>
-        <w:t>iText</w:t>
-      </w:r>
-      <w:proofErr w:type="spellEnd"/>
-      <w:r>
-        <w:t xml:space="preserve"> o Jasper (informes </w:t>
-      </w:r>
-      <w:proofErr w:type="spellStart"/>
-      <w:r>
-        <w:t>post-visita</w:t>
-      </w:r>
-      <w:proofErr w:type="spellEnd"/>
-      <w:r>
-        <w:t xml:space="preserve">(RF15) y reportes mensuales (RF33)). Spring </w:t>
-      </w:r>
-      <w:proofErr w:type="spellStart"/>
-      <w:r>
-        <w:t>boot</w:t>
-      </w:r>
-      <w:proofErr w:type="spellEnd"/>
-      <w:r>
-        <w:t xml:space="preserve"> sube los </w:t>
-      </w:r>
-      <w:proofErr w:type="spellStart"/>
-      <w:r>
-        <w:t>PDFs</w:t>
-      </w:r>
-      <w:proofErr w:type="spellEnd"/>
-      <w:r>
-        <w:t xml:space="preserve"> con los </w:t>
-      </w:r>
-      <w:proofErr w:type="spellStart"/>
-      <w:r>
-        <w:t>SDKs</w:t>
-      </w:r>
-      <w:proofErr w:type="spellEnd"/>
-      <w:r>
-        <w:t xml:space="preserve"> de AWS S3 y genera </w:t>
-      </w:r>
-      <w:proofErr w:type="spellStart"/>
-      <w:r>
-        <w:t>URLs</w:t>
-      </w:r>
-      <w:proofErr w:type="spellEnd"/>
-      <w:r>
-        <w:t xml:space="preserve"> firmadas temporales para que el cliente descargue el archivo de forma segura. Cumple con RF15, RF33 y RF34.</w:t>
+        <w:t>Almacenamiento S3(bucket privado) (Almacenamiento de informes PDF): Un bucket S3 separado (privado) almacena los PDFs generados por iText o Jasper (informes post-visita(RF15) y reportes mensuales (RF33)). Spring boot sube los PDFs con los SDKs de AWS S3 y genera URLs firmadas temporales para que el cliente descargue el archivo de forma segura. Cumple con RF15, RF33 y RF34.</w:t>
       </w:r>
     </w:p>
     <w:p>
@@ -6562,31 +5907,7 @@
         <w:jc w:val="both"/>
       </w:pPr>
       <w:r>
-        <w:t xml:space="preserve">Amazon SES(Simple email service): Reemplaza al servidor SMTP externo para enviar alertas, recordatorios y notificaciones. Spring </w:t>
-      </w:r>
-      <w:proofErr w:type="spellStart"/>
-      <w:r>
-        <w:t>boot</w:t>
-      </w:r>
-      <w:proofErr w:type="spellEnd"/>
-      <w:r>
-        <w:t xml:space="preserve"> lo usa exactamente igual que </w:t>
-      </w:r>
-      <w:proofErr w:type="spellStart"/>
-      <w:r>
-        <w:t>JavaMailSender</w:t>
-      </w:r>
-      <w:proofErr w:type="spellEnd"/>
-      <w:r>
-        <w:t xml:space="preserve">, solo cambia la configuración SMTP. Es mucho más confiable que Gmail SMTP para producción y mejor </w:t>
-      </w:r>
-      <w:proofErr w:type="spellStart"/>
-      <w:r>
-        <w:t>entregabilidad</w:t>
-      </w:r>
-      <w:proofErr w:type="spellEnd"/>
-      <w:r>
-        <w:t>. Cumple con RF29, RF30, RF31, RF32 y RF44</w:t>
+        <w:t>Amazon SES(Simple email service): Reemplaza al servidor SMTP externo para enviar alertas, recordatorios y notificaciones. Spring boot lo usa exactamente igual que JavaMailSender, solo cambia la configuración SMTP. Es mucho más confiable que Gmail SMTP para producción y mejor entregabilidad. Cumple con RF29, RF30, RF31, RF32 y RF44</w:t>
       </w:r>
     </w:p>
     <w:p>
@@ -6627,47 +5948,7 @@
         <w:jc w:val="both"/>
       </w:pPr>
       <w:r>
-        <w:t xml:space="preserve">Amazon </w:t>
-      </w:r>
-      <w:proofErr w:type="spellStart"/>
-      <w:r>
-        <w:t>CloudWatch</w:t>
-      </w:r>
-      <w:proofErr w:type="spellEnd"/>
-      <w:r>
-        <w:t xml:space="preserve">(Logs y monitoreo): Recibe los logs de </w:t>
-      </w:r>
-      <w:proofErr w:type="spellStart"/>
-      <w:r>
-        <w:t>spring</w:t>
-      </w:r>
-      <w:proofErr w:type="spellEnd"/>
-      <w:r>
-        <w:t xml:space="preserve"> </w:t>
-      </w:r>
-      <w:proofErr w:type="spellStart"/>
-      <w:r>
-        <w:t>boot</w:t>
-      </w:r>
-      <w:proofErr w:type="spellEnd"/>
-      <w:r>
-        <w:t xml:space="preserve"> automáticamente desde </w:t>
-      </w:r>
-      <w:proofErr w:type="spellStart"/>
-      <w:r>
-        <w:t>Beanstalk</w:t>
-      </w:r>
-      <w:proofErr w:type="spellEnd"/>
-      <w:r>
-        <w:t xml:space="preserve">. Permite crear alarmas cuando el uso de CPU supera un umbral, cuando hay errores 5xx, o cuando el tiempo de respuesta supera 2 segundos. </w:t>
-      </w:r>
-      <w:proofErr w:type="gramStart"/>
-      <w:r>
-        <w:t>Fundamentalmente  para</w:t>
-      </w:r>
-      <w:proofErr w:type="gramEnd"/>
-      <w:r>
-        <w:t xml:space="preserve"> demostrar cumplimiento del RNF03 y RNF04 en producción. También cumple parte de RNF05.</w:t>
+        <w:t>Amazon CloudWatch(Logs y monitoreo): Recibe los logs de spring boot automáticamente desde Beanstalk. Permite crear alarmas cuando el uso de CPU supera un umbral, cuando hay errores 5xx, o cuando el tiempo de respuesta supera 2 segundos. Fundamentalmente  para demostrar cumplimiento del RNF03 y RNF04 en producción. También cumple parte de RNF05.</w:t>
       </w:r>
     </w:p>
     <w:p>
@@ -6964,15 +6245,7 @@
         <w:spacing w:line="360" w:lineRule="auto"/>
       </w:pPr>
       <w:r>
-        <w:t>Facilita la organización del trabajo en ciclos cortos (</w:t>
-      </w:r>
-      <w:proofErr w:type="spellStart"/>
-      <w:r>
-        <w:t>sprints</w:t>
-      </w:r>
-      <w:proofErr w:type="spellEnd"/>
-      <w:r>
-        <w:t>)</w:t>
+        <w:t>Facilita la organización del trabajo en ciclos cortos (sprints)</w:t>
       </w:r>
     </w:p>
     <w:p>
@@ -7047,7 +6320,6 @@
       <w:r>
         <w:t xml:space="preserve">El proyecto se organizará en iteraciones llamadas </w:t>
       </w:r>
-      <w:proofErr w:type="spellStart"/>
       <w:r>
         <w:rPr>
           <w:b/>
@@ -7055,7 +6327,6 @@
         </w:rPr>
         <w:t>sprints</w:t>
       </w:r>
-      <w:proofErr w:type="spellEnd"/>
       <w:r>
         <w:t>, con una duración estimada de entre 1 a 2 semanas.</w:t>
       </w:r>
@@ -7263,15 +6534,7 @@
         <w:spacing w:after="240" w:line="360" w:lineRule="auto"/>
       </w:pPr>
       <w:r>
-        <w:t xml:space="preserve">Implementación de funcionalidades específicas (geolocalización, gráficos, </w:t>
-      </w:r>
-      <w:proofErr w:type="spellStart"/>
-      <w:r>
-        <w:t>PDFs</w:t>
-      </w:r>
-      <w:proofErr w:type="spellEnd"/>
-      <w:r>
-        <w:t>, etc.)</w:t>
+        <w:t>Implementación de funcionalidades específicas (geolocalización, gráficos, PDFs, etc.)</w:t>
       </w:r>
     </w:p>
     <w:p>
@@ -7300,32 +6563,15 @@
       <w:pPr>
         <w:spacing w:line="360" w:lineRule="auto"/>
       </w:pPr>
-      <w:proofErr w:type="spellStart"/>
-      <w:r>
-        <w:rPr>
-          <w:b/>
-          <w:bCs/>
-        </w:rPr>
-        <w:t>Product</w:t>
-      </w:r>
-      <w:proofErr w:type="spellEnd"/>
-      <w:r>
-        <w:rPr>
-          <w:b/>
-          <w:bCs/>
-        </w:rPr>
-        <w:t xml:space="preserve"> Owner: </w:t>
-      </w:r>
-      <w:r>
-        <w:t xml:space="preserve">El </w:t>
-      </w:r>
-      <w:proofErr w:type="spellStart"/>
-      <w:r>
-        <w:t>Product</w:t>
-      </w:r>
-      <w:proofErr w:type="spellEnd"/>
-      <w:r>
-        <w:t xml:space="preserve"> Owner es el encargado de definir y priorizar los requerimientos del sistema, asegurando que el desarrollo esté alineado con las necesidades del cliente y del mercado objetivo.</w:t>
+      <w:r>
+        <w:rPr>
+          <w:b/>
+          <w:bCs/>
+        </w:rPr>
+        <w:t xml:space="preserve">Product Owner: </w:t>
+      </w:r>
+      <w:r>
+        <w:t>El Product Owner es el encargado de definir y priorizar los requerimientos del sistema, asegurando que el desarrollo esté alineado con las necesidades del cliente y del mercado objetivo.</w:t>
       </w:r>
     </w:p>
     <w:p>
@@ -7355,15 +6601,7 @@
         <w:t xml:space="preserve">Jefe de desarrollo: </w:t>
       </w:r>
       <w:r>
-        <w:t xml:space="preserve">El </w:t>
-      </w:r>
-      <w:proofErr w:type="gramStart"/>
-      <w:r>
-        <w:t>Jefe</w:t>
-      </w:r>
-      <w:proofErr w:type="gramEnd"/>
-      <w:r>
-        <w:t xml:space="preserve"> de Desarrollo es el encargado de liderar la implementación técnica del sistema, asegurando la correcta aplicación de la arquitectura, tecnologías y buenas prácticas de desarrollo.</w:t>
+        <w:t>El Jefe de Desarrollo es el encargado de liderar la implementación técnica del sistema, asegurando la correcta aplicación de la arquitectura, tecnologías y buenas prácticas de desarrollo.</w:t>
       </w:r>
     </w:p>
     <w:p>
@@ -7620,15 +6858,7 @@
         <w:spacing w:line="360" w:lineRule="auto"/>
       </w:pPr>
       <w:r>
-        <w:t xml:space="preserve">Se utilizará GitHub </w:t>
-      </w:r>
-      <w:proofErr w:type="spellStart"/>
-      <w:r>
-        <w:t>Actions</w:t>
-      </w:r>
-      <w:proofErr w:type="spellEnd"/>
-      <w:r>
-        <w:t xml:space="preserve"> para automatizar procesos de integración y despliegue.</w:t>
+        <w:t>Se utilizará GitHub Actions para automatizar procesos de integración y despliegue.</w:t>
       </w:r>
     </w:p>
     <w:p>
@@ -7670,15 +6900,7 @@
         <w:spacing w:line="360" w:lineRule="auto"/>
       </w:pPr>
       <w:r>
-        <w:t xml:space="preserve">Se utilizarán herramientas como AWS </w:t>
-      </w:r>
-      <w:proofErr w:type="spellStart"/>
-      <w:r>
-        <w:t>CloudWatch</w:t>
-      </w:r>
-      <w:proofErr w:type="spellEnd"/>
-      <w:r>
-        <w:t xml:space="preserve"> para:</w:t>
+        <w:t>Se utilizarán herramientas como AWS CloudWatch para:</w:t>
       </w:r>
     </w:p>
     <w:p>
@@ -7819,11 +7041,9 @@
       <w:pPr>
         <w:pStyle w:val="Ttulo1"/>
       </w:pPr>
-      <w:proofErr w:type="spellStart"/>
       <w:r>
         <w:t>Wireframes</w:t>
       </w:r>
-      <w:proofErr w:type="spellEnd"/>
     </w:p>
     <w:p>
       <w:r>
@@ -7921,31 +7141,7 @@
         <w:jc w:val="both"/>
       </w:pPr>
       <w:r>
-        <w:t xml:space="preserve">Desde el punto de vista técnico, la elección de una arquitectura cliente-servidor basada en API REST, junto con un stack moderno compuesto por Spring Boot, </w:t>
-      </w:r>
-      <w:proofErr w:type="spellStart"/>
-      <w:r>
-        <w:t>React</w:t>
-      </w:r>
-      <w:proofErr w:type="spellEnd"/>
-      <w:r>
-        <w:t xml:space="preserve"> con </w:t>
-      </w:r>
-      <w:proofErr w:type="spellStart"/>
-      <w:r>
-        <w:t>TypeScript</w:t>
-      </w:r>
-      <w:proofErr w:type="spellEnd"/>
-      <w:r>
-        <w:t xml:space="preserve"> y MySQL, garantiza que la solución sea escalable, mantenible y segura. La incorporación de mecanismos como autenticación JWT, cifrado de contraseñas con </w:t>
-      </w:r>
-      <w:proofErr w:type="spellStart"/>
-      <w:r>
-        <w:t>bcrypt</w:t>
-      </w:r>
-      <w:proofErr w:type="spellEnd"/>
-      <w:r>
-        <w:t xml:space="preserve"> y control de acceso por roles mediante Spring Security responde tanto a las exigencias del proyecto como a las nuevas obligaciones impuestas por la Ley N°21.719 sobre protección de datos personales. Asimismo, el despliegue en AWS aporta disponibilidad, respaldo automatizado y monitoreo continuo, atributos esenciales para una solución que opera con información crítica.</w:t>
+        <w:t>Desde el punto de vista técnico, la elección de una arquitectura cliente-servidor basada en API REST, junto con un stack moderno compuesto por Spring Boot, React con TypeScript y MySQL, garantiza que la solución sea escalable, mantenible y segura. La incorporación de mecanismos como autenticación JWT, cifrado de contraseñas con bcrypt y control de acceso por roles mediante Spring Security responde tanto a las exigencias del proyecto como a las nuevas obligaciones impuestas por la Ley N°21.719 sobre protección de datos personales. Asimismo, el despliegue en AWS aporta disponibilidad, respaldo automatizado y monitoreo continuo, atributos esenciales para una solución que opera con información crítica.</w:t>
       </w:r>
     </w:p>
     <w:p>
@@ -8115,7 +7311,7 @@
     </w:p>
     <w:bookmarkStart w:id="75" w:name="_heading=h.9hg44malclmm" w:colFirst="0" w:colLast="0"/>
     <w:bookmarkEnd w:id="75"/>
-    <w:bookmarkStart w:id="76" w:name="_MON_1843318471"/>
+    <w:bookmarkStart w:id="76" w:name="_MON_1843320192"/>
     <w:bookmarkEnd w:id="76"/>
     <w:p>
       <w:pPr>
@@ -8129,7 +7325,7 @@
           <w:b/>
           <w:bCs/>
         </w:rPr>
-        <w:object w:dxaOrig="1539" w:dyaOrig="997" w14:anchorId="1E1527B8">
+        <w:object w:dxaOrig="1539" w:dyaOrig="997" w14:anchorId="07555E57">
           <v:shapetype id="_x0000_t75" coordsize="21600,21600" o:spt="75" o:preferrelative="t" path="m@4@5l@4@11@9@11@9@5xe" filled="f" stroked="f">
             <v:stroke joinstyle="miter"/>
             <v:formulas>
@@ -8149,10 +7345,10 @@
             <v:path o:extrusionok="f" gradientshapeok="t" o:connecttype="rect"/>
             <o:lock v:ext="edit" aspectratio="t"/>
           </v:shapetype>
-          <v:shape id="_x0000_i1029" type="#_x0000_t75" style="width:77.25pt;height:49.5pt" o:ole="">
+          <v:shape id="_x0000_i1028" type="#_x0000_t75" style="width:77.25pt;height:49.5pt" o:ole="">
             <v:imagedata r:id="rId9" o:title=""/>
           </v:shape>
-          <o:OLEObject Type="Embed" ProgID="Word.Document.12" ShapeID="_x0000_i1029" DrawAspect="Icon" ObjectID="_1843318574" r:id="rId10">
+          <o:OLEObject Type="Embed" ProgID="Word.Document.12" ShapeID="_x0000_i1028" DrawAspect="Icon" ObjectID="_1843320196" r:id="rId10">
             <o:FieldCodes>\s</o:FieldCodes>
           </o:OLEObject>
         </w:object>
@@ -8173,7 +7369,6 @@
           <w:bCs/>
         </w:rPr>
       </w:pPr>
-      <w:proofErr w:type="spellStart"/>
       <w:r>
         <w:rPr>
           <w:b/>
@@ -8181,7 +7376,6 @@
         </w:rPr>
         <w:t>Wireframes</w:t>
       </w:r>
-      <w:proofErr w:type="spellEnd"/>
     </w:p>
     <w:p>
       <w:pPr>
@@ -8289,10 +7483,10 @@
           <w:bCs/>
         </w:rPr>
         <w:object w:dxaOrig="1539" w:dyaOrig="997" w14:anchorId="18AA8F53">
-          <v:shape id="_x0000_i1030" type="#_x0000_t75" style="width:77.25pt;height:49.5pt" o:ole="">
+          <v:shape id="_x0000_i1026" type="#_x0000_t75" style="width:77.25pt;height:49.5pt" o:ole="">
             <v:imagedata r:id="rId12" o:title=""/>
           </v:shape>
-          <o:OLEObject Type="Embed" ProgID="Word.Document.12" ShapeID="_x0000_i1030" DrawAspect="Icon" ObjectID="_1843318575" r:id="rId13">
+          <o:OLEObject Type="Embed" ProgID="Word.Document.12" ShapeID="_x0000_i1026" DrawAspect="Icon" ObjectID="_1843320197" r:id="rId13">
             <o:FieldCodes>\s</o:FieldCodes>
           </o:OLEObject>
         </w:object>
@@ -8474,57 +7668,15 @@
         <w:jc w:val="both"/>
       </w:pPr>
       <w:r>
-        <w:t xml:space="preserve">Beck, K., Beedle, M., van Bennekum, A., Cockburn, A., Cunningham, W., Fowler, M., </w:t>
-      </w:r>
-      <w:proofErr w:type="spellStart"/>
-      <w:r>
-        <w:t>Grenning</w:t>
-      </w:r>
-      <w:proofErr w:type="spellEnd"/>
-      <w:r>
-        <w:t xml:space="preserve">, J., Highsmith, J., Hunt, A., Jeffries, R., Kern, J., Marick, B., Martin, R. C., Mellor, S., Schwaber, K., Sutherland, J., &amp; Thomas, D. (2001). </w:t>
-      </w:r>
-      <w:proofErr w:type="spellStart"/>
+        <w:t xml:space="preserve">Beck, K., Beedle, M., van Bennekum, A., Cockburn, A., Cunningham, W., Fowler, M., Grenning, J., Highsmith, J., Hunt, A., Jeffries, R., Kern, J., Marick, B., Martin, R. C., Mellor, S., Schwaber, K., Sutherland, J., &amp; Thomas, D. (2001). </w:t>
+      </w:r>
       <w:r>
         <w:rPr>
           <w:i/>
           <w:iCs/>
         </w:rPr>
-        <w:t>Manifesto</w:t>
-      </w:r>
-      <w:proofErr w:type="spellEnd"/>
-      <w:r>
-        <w:rPr>
-          <w:i/>
-          <w:iCs/>
-        </w:rPr>
-        <w:t xml:space="preserve"> </w:t>
-      </w:r>
-      <w:proofErr w:type="spellStart"/>
-      <w:r>
-        <w:rPr>
-          <w:i/>
-          <w:iCs/>
-        </w:rPr>
-        <w:t>for</w:t>
-      </w:r>
-      <w:proofErr w:type="spellEnd"/>
-      <w:r>
-        <w:rPr>
-          <w:i/>
-          <w:iCs/>
-        </w:rPr>
-        <w:t xml:space="preserve"> Agile Software </w:t>
-      </w:r>
-      <w:proofErr w:type="spellStart"/>
-      <w:r>
-        <w:rPr>
-          <w:i/>
-          <w:iCs/>
-        </w:rPr>
-        <w:t>Development</w:t>
-      </w:r>
-      <w:proofErr w:type="spellEnd"/>
+        <w:t>Manifesto for Agile Software Development</w:t>
+      </w:r>
       <w:r>
         <w:t xml:space="preserve">. </w:t>
       </w:r>
@@ -8548,15 +7700,7 @@
         <w:jc w:val="both"/>
       </w:pPr>
       <w:r>
-        <w:t xml:space="preserve">Elmasri, R., &amp; </w:t>
-      </w:r>
-      <w:proofErr w:type="spellStart"/>
-      <w:r>
-        <w:t>Navathe</w:t>
-      </w:r>
-      <w:proofErr w:type="spellEnd"/>
-      <w:r>
-        <w:t xml:space="preserve">, S. B. (2017). </w:t>
+        <w:t xml:space="preserve">Elmasri, R., &amp; Navathe, S. B. (2017). </w:t>
       </w:r>
       <w:r>
         <w:rPr>
@@ -8581,121 +7725,15 @@
       <w:r>
         <w:t xml:space="preserve">Fielding, R. T. (2000). </w:t>
       </w:r>
-      <w:proofErr w:type="spellStart"/>
       <w:r>
         <w:rPr>
           <w:i/>
           <w:iCs/>
         </w:rPr>
-        <w:t>Architectural</w:t>
-      </w:r>
-      <w:proofErr w:type="spellEnd"/>
-      <w:r>
-        <w:rPr>
-          <w:i/>
-          <w:iCs/>
-        </w:rPr>
-        <w:t xml:space="preserve"> </w:t>
-      </w:r>
-      <w:proofErr w:type="spellStart"/>
-      <w:r>
-        <w:rPr>
-          <w:i/>
-          <w:iCs/>
-        </w:rPr>
-        <w:t>styles</w:t>
-      </w:r>
-      <w:proofErr w:type="spellEnd"/>
-      <w:r>
-        <w:rPr>
-          <w:i/>
-          <w:iCs/>
-        </w:rPr>
-        <w:t xml:space="preserve"> and </w:t>
-      </w:r>
-      <w:proofErr w:type="spellStart"/>
-      <w:r>
-        <w:rPr>
-          <w:i/>
-          <w:iCs/>
-        </w:rPr>
-        <w:t>the</w:t>
-      </w:r>
-      <w:proofErr w:type="spellEnd"/>
-      <w:r>
-        <w:rPr>
-          <w:i/>
-          <w:iCs/>
-        </w:rPr>
-        <w:t xml:space="preserve"> </w:t>
-      </w:r>
-      <w:proofErr w:type="spellStart"/>
-      <w:r>
-        <w:rPr>
-          <w:i/>
-          <w:iCs/>
-        </w:rPr>
-        <w:t>design</w:t>
-      </w:r>
-      <w:proofErr w:type="spellEnd"/>
-      <w:r>
-        <w:rPr>
-          <w:i/>
-          <w:iCs/>
-        </w:rPr>
-        <w:t xml:space="preserve"> </w:t>
-      </w:r>
-      <w:proofErr w:type="spellStart"/>
-      <w:r>
-        <w:rPr>
-          <w:i/>
-          <w:iCs/>
-        </w:rPr>
-        <w:t>of</w:t>
-      </w:r>
-      <w:proofErr w:type="spellEnd"/>
-      <w:r>
-        <w:rPr>
-          <w:i/>
-          <w:iCs/>
-        </w:rPr>
-        <w:t xml:space="preserve"> </w:t>
-      </w:r>
-      <w:proofErr w:type="spellStart"/>
-      <w:r>
-        <w:rPr>
-          <w:i/>
-          <w:iCs/>
-        </w:rPr>
-        <w:t>network-based</w:t>
-      </w:r>
-      <w:proofErr w:type="spellEnd"/>
-      <w:r>
-        <w:rPr>
-          <w:i/>
-          <w:iCs/>
-        </w:rPr>
-        <w:t xml:space="preserve"> software </w:t>
-      </w:r>
-      <w:proofErr w:type="spellStart"/>
-      <w:r>
-        <w:rPr>
-          <w:i/>
-          <w:iCs/>
-        </w:rPr>
-        <w:t>architectures</w:t>
-      </w:r>
-      <w:proofErr w:type="spellEnd"/>
-      <w:r>
-        <w:t xml:space="preserve"> [Tesis doctoral, University </w:t>
-      </w:r>
-      <w:proofErr w:type="spellStart"/>
-      <w:r>
-        <w:t>of</w:t>
-      </w:r>
-      <w:proofErr w:type="spellEnd"/>
-      <w:r>
-        <w:t xml:space="preserve"> California, Irvine]. </w:t>
+        <w:t>Architectural styles and the design of network-based software architectures</w:t>
+      </w:r>
+      <w:r>
+        <w:t xml:space="preserve"> [Tesis doctoral, University of California, Irvine]. </w:t>
       </w:r>
       <w:hyperlink r:id="rId15">
         <w:r>
@@ -8717,31 +7755,7 @@
         <w:jc w:val="both"/>
       </w:pPr>
       <w:r>
-        <w:t xml:space="preserve">International </w:t>
-      </w:r>
-      <w:proofErr w:type="spellStart"/>
-      <w:r>
-        <w:t>Organization</w:t>
-      </w:r>
-      <w:proofErr w:type="spellEnd"/>
-      <w:r>
-        <w:t xml:space="preserve"> </w:t>
-      </w:r>
-      <w:proofErr w:type="spellStart"/>
-      <w:r>
-        <w:t>for</w:t>
-      </w:r>
-      <w:proofErr w:type="spellEnd"/>
-      <w:r>
-        <w:t xml:space="preserve"> </w:t>
-      </w:r>
-      <w:proofErr w:type="spellStart"/>
-      <w:r>
-        <w:t>Standardization</w:t>
-      </w:r>
-      <w:proofErr w:type="spellEnd"/>
-      <w:r>
-        <w:t xml:space="preserve">. (2018). </w:t>
+        <w:t xml:space="preserve">International Organization for Standardization. (2018). </w:t>
       </w:r>
       <w:r>
         <w:rPr>
@@ -8773,15 +7787,7 @@
         <w:jc w:val="both"/>
       </w:pPr>
       <w:r>
-        <w:t xml:space="preserve">Jones, M., Bradley, J., &amp; </w:t>
-      </w:r>
-      <w:proofErr w:type="spellStart"/>
-      <w:r>
-        <w:t>Sakimura</w:t>
-      </w:r>
-      <w:proofErr w:type="spellEnd"/>
-      <w:r>
-        <w:t xml:space="preserve">, N. (2015). </w:t>
+        <w:t xml:space="preserve">Jones, M., Bradley, J., &amp; Sakimura, N. (2015). </w:t>
       </w:r>
       <w:r>
         <w:rPr>
@@ -8791,23 +7797,7 @@
         <w:t>RFC 7519: JSON Web Token (JWT)</w:t>
       </w:r>
       <w:r>
-        <w:t xml:space="preserve">. Internet </w:t>
-      </w:r>
-      <w:proofErr w:type="spellStart"/>
-      <w:r>
-        <w:t>Engineering</w:t>
-      </w:r>
-      <w:proofErr w:type="spellEnd"/>
-      <w:r>
-        <w:t xml:space="preserve"> </w:t>
-      </w:r>
-      <w:proofErr w:type="spellStart"/>
-      <w:r>
-        <w:t>Task</w:t>
-      </w:r>
-      <w:proofErr w:type="spellEnd"/>
-      <w:r>
-        <w:t xml:space="preserve"> Force. </w:t>
+        <w:t xml:space="preserve">. Internet Engineering Task Force. </w:t>
       </w:r>
       <w:hyperlink r:id="rId17">
         <w:r>
@@ -8859,115 +7849,10 @@
           <w:i/>
           <w:iCs/>
         </w:rPr>
-        <w:t xml:space="preserve">The NIST </w:t>
-      </w:r>
-      <w:proofErr w:type="spellStart"/>
-      <w:r>
-        <w:rPr>
-          <w:i/>
-          <w:iCs/>
-        </w:rPr>
-        <w:t>definition</w:t>
-      </w:r>
-      <w:proofErr w:type="spellEnd"/>
-      <w:r>
-        <w:rPr>
-          <w:i/>
-          <w:iCs/>
-        </w:rPr>
-        <w:t xml:space="preserve"> </w:t>
-      </w:r>
-      <w:proofErr w:type="spellStart"/>
-      <w:r>
-        <w:rPr>
-          <w:i/>
-          <w:iCs/>
-        </w:rPr>
-        <w:t>of</w:t>
-      </w:r>
-      <w:proofErr w:type="spellEnd"/>
-      <w:r>
-        <w:rPr>
-          <w:i/>
-          <w:iCs/>
-        </w:rPr>
-        <w:t xml:space="preserve"> </w:t>
-      </w:r>
-      <w:proofErr w:type="spellStart"/>
-      <w:r>
-        <w:rPr>
-          <w:i/>
-          <w:iCs/>
-        </w:rPr>
-        <w:t>cloud</w:t>
-      </w:r>
-      <w:proofErr w:type="spellEnd"/>
-      <w:r>
-        <w:rPr>
-          <w:i/>
-          <w:iCs/>
-        </w:rPr>
-        <w:t xml:space="preserve"> </w:t>
-      </w:r>
-      <w:proofErr w:type="spellStart"/>
-      <w:r>
-        <w:rPr>
-          <w:i/>
-          <w:iCs/>
-        </w:rPr>
-        <w:t>computing</w:t>
-      </w:r>
-      <w:proofErr w:type="spellEnd"/>
-      <w:r>
-        <w:t xml:space="preserve"> (NIST Special </w:t>
-      </w:r>
-      <w:proofErr w:type="spellStart"/>
-      <w:r>
-        <w:t>Publication</w:t>
-      </w:r>
-      <w:proofErr w:type="spellEnd"/>
-      <w:r>
-        <w:t xml:space="preserve"> 800-145). </w:t>
-      </w:r>
-      <w:proofErr w:type="spellStart"/>
-      <w:r>
-        <w:t>National</w:t>
-      </w:r>
-      <w:proofErr w:type="spellEnd"/>
-      <w:r>
-        <w:t xml:space="preserve"> </w:t>
-      </w:r>
-      <w:proofErr w:type="spellStart"/>
-      <w:r>
-        <w:t>Institute</w:t>
-      </w:r>
-      <w:proofErr w:type="spellEnd"/>
-      <w:r>
-        <w:t xml:space="preserve"> </w:t>
-      </w:r>
-      <w:proofErr w:type="spellStart"/>
-      <w:r>
-        <w:t>of</w:t>
-      </w:r>
-      <w:proofErr w:type="spellEnd"/>
-      <w:r>
-        <w:t xml:space="preserve"> </w:t>
-      </w:r>
-      <w:proofErr w:type="spellStart"/>
-      <w:r>
-        <w:t>Standards</w:t>
-      </w:r>
-      <w:proofErr w:type="spellEnd"/>
-      <w:r>
-        <w:t xml:space="preserve"> and </w:t>
-      </w:r>
-      <w:proofErr w:type="spellStart"/>
-      <w:r>
-        <w:t>Technology</w:t>
-      </w:r>
-      <w:proofErr w:type="spellEnd"/>
-      <w:r>
-        <w:t xml:space="preserve">. </w:t>
+        <w:t>The NIST definition of cloud computing</w:t>
+      </w:r>
+      <w:r>
+        <w:t xml:space="preserve"> (NIST Special Publication 800-145). National Institute of Standards and Technology. </w:t>
       </w:r>
       <w:hyperlink r:id="rId18">
         <w:r>
@@ -8996,23 +7881,7 @@
           <w:i/>
           <w:iCs/>
         </w:rPr>
-        <w:t xml:space="preserve">Ley </w:t>
-      </w:r>
-      <w:proofErr w:type="spellStart"/>
-      <w:r>
-        <w:rPr>
-          <w:i/>
-          <w:iCs/>
-        </w:rPr>
-        <w:t>N°</w:t>
-      </w:r>
-      <w:proofErr w:type="spellEnd"/>
-      <w:r>
-        <w:rPr>
-          <w:i/>
-          <w:iCs/>
-        </w:rPr>
-        <w:t xml:space="preserve"> 21.719. Regula la protección y el tratamiento de los datos personales y crea la Agencia de Protección de Datos Personales</w:t>
+        <w:t>Ley N° 21.719. Regula la protección y el tratamiento de los datos personales y crea la Agencia de Protección de Datos Personales</w:t>
       </w:r>
       <w:r>
         <w:t xml:space="preserve">. Diario Oficial de la República de Chile, 13 de diciembre de 2024. </w:t>
@@ -9044,23 +7913,7 @@
           <w:i/>
           <w:iCs/>
         </w:rPr>
-        <w:t xml:space="preserve">Ley </w:t>
-      </w:r>
-      <w:proofErr w:type="spellStart"/>
-      <w:r>
-        <w:rPr>
-          <w:i/>
-          <w:iCs/>
-        </w:rPr>
-        <w:t>N°</w:t>
-      </w:r>
-      <w:proofErr w:type="spellEnd"/>
-      <w:r>
-        <w:rPr>
-          <w:i/>
-          <w:iCs/>
-        </w:rPr>
-        <w:t xml:space="preserve"> 16.744. Establece normas sobre accidentes del trabajo y enfermedades profesionales</w:t>
+        <w:t>Ley N° 16.744. Establece normas sobre accidentes del trabajo y enfermedades profesionales</w:t>
       </w:r>
       <w:r>
         <w:t xml:space="preserve">. Diario Oficial de la República de Chile. </w:t>
@@ -9092,23 +7945,7 @@
           <w:i/>
           <w:iCs/>
         </w:rPr>
-        <w:t xml:space="preserve">Decreto Supremo </w:t>
-      </w:r>
-      <w:proofErr w:type="spellStart"/>
-      <w:r>
-        <w:rPr>
-          <w:i/>
-          <w:iCs/>
-        </w:rPr>
-        <w:t>N°</w:t>
-      </w:r>
-      <w:proofErr w:type="spellEnd"/>
-      <w:r>
-        <w:rPr>
-          <w:i/>
-          <w:iCs/>
-        </w:rPr>
-        <w:t xml:space="preserve"> 40. Aprueba reglamento sobre prevención de riesgos profesionales</w:t>
+        <w:t>Decreto Supremo N° 40. Aprueba reglamento sobre prevención de riesgos profesionales</w:t>
       </w:r>
       <w:r>
         <w:t xml:space="preserve">. Diario Oficial de la República de Chile. </w:t>
@@ -9140,23 +7977,7 @@
           <w:i/>
           <w:iCs/>
         </w:rPr>
-        <w:t xml:space="preserve">Decreto Supremo </w:t>
-      </w:r>
-      <w:proofErr w:type="spellStart"/>
-      <w:r>
-        <w:rPr>
-          <w:i/>
-          <w:iCs/>
-        </w:rPr>
-        <w:t>N°</w:t>
-      </w:r>
-      <w:proofErr w:type="spellEnd"/>
-      <w:r>
-        <w:rPr>
-          <w:i/>
-          <w:iCs/>
-        </w:rPr>
-        <w:t xml:space="preserve"> 44. Aprueba nuevo reglamento sobre gestión preventiva de los riesgos laborales para un entorno de trabajo seguro y saludable</w:t>
+        <w:t>Decreto Supremo N° 44. Aprueba nuevo reglamento sobre gestión preventiva de los riesgos laborales para un entorno de trabajo seguro y saludable</w:t>
       </w:r>
       <w:r>
         <w:t xml:space="preserve">. Diario Oficial de la República de Chile, 27 de julio de 2024. </w:t>
@@ -9214,96 +8035,15 @@
         <w:jc w:val="both"/>
       </w:pPr>
       <w:r>
-        <w:t xml:space="preserve">OWASP </w:t>
-      </w:r>
-      <w:proofErr w:type="spellStart"/>
-      <w:r>
-        <w:t>Foundation</w:t>
-      </w:r>
-      <w:proofErr w:type="spellEnd"/>
-      <w:r>
-        <w:t xml:space="preserve">. (2021). </w:t>
+        <w:t xml:space="preserve">OWASP Foundation. (2021). </w:t>
       </w:r>
       <w:r>
         <w:rPr>
           <w:i/>
           <w:iCs/>
         </w:rPr>
-        <w:t xml:space="preserve">OWASP Top 10: The ten </w:t>
-      </w:r>
-      <w:proofErr w:type="spellStart"/>
-      <w:r>
-        <w:rPr>
-          <w:i/>
-          <w:iCs/>
-        </w:rPr>
-        <w:t>most</w:t>
-      </w:r>
-      <w:proofErr w:type="spellEnd"/>
-      <w:r>
-        <w:rPr>
-          <w:i/>
-          <w:iCs/>
-        </w:rPr>
-        <w:t xml:space="preserve"> </w:t>
-      </w:r>
-      <w:proofErr w:type="spellStart"/>
-      <w:r>
-        <w:rPr>
-          <w:i/>
-          <w:iCs/>
-        </w:rPr>
-        <w:t>critical</w:t>
-      </w:r>
-      <w:proofErr w:type="spellEnd"/>
-      <w:r>
-        <w:rPr>
-          <w:i/>
-          <w:iCs/>
-        </w:rPr>
-        <w:t xml:space="preserve"> web </w:t>
-      </w:r>
-      <w:proofErr w:type="spellStart"/>
-      <w:r>
-        <w:rPr>
-          <w:i/>
-          <w:iCs/>
-        </w:rPr>
-        <w:t>application</w:t>
-      </w:r>
-      <w:proofErr w:type="spellEnd"/>
-      <w:r>
-        <w:rPr>
-          <w:i/>
-          <w:iCs/>
-        </w:rPr>
-        <w:t xml:space="preserve"> </w:t>
-      </w:r>
-      <w:proofErr w:type="spellStart"/>
-      <w:r>
-        <w:rPr>
-          <w:i/>
-          <w:iCs/>
-        </w:rPr>
-        <w:t>security</w:t>
-      </w:r>
-      <w:proofErr w:type="spellEnd"/>
-      <w:r>
-        <w:rPr>
-          <w:i/>
-          <w:iCs/>
-        </w:rPr>
-        <w:t xml:space="preserve"> </w:t>
-      </w:r>
-      <w:proofErr w:type="spellStart"/>
-      <w:r>
-        <w:rPr>
-          <w:i/>
-          <w:iCs/>
-        </w:rPr>
-        <w:t>risks</w:t>
-      </w:r>
-      <w:proofErr w:type="spellEnd"/>
+        <w:t>OWASP Top 10: The ten most critical web application security risks</w:t>
+      </w:r>
       <w:r>
         <w:t xml:space="preserve">. </w:t>
       </w:r>
@@ -9349,137 +8089,18 @@
       <w:pPr>
         <w:jc w:val="both"/>
       </w:pPr>
-      <w:proofErr w:type="spellStart"/>
-      <w:r>
-        <w:t>Provos</w:t>
-      </w:r>
-      <w:proofErr w:type="spellEnd"/>
-      <w:r>
-        <w:t xml:space="preserve">, N., &amp; </w:t>
-      </w:r>
-      <w:proofErr w:type="spellStart"/>
-      <w:r>
-        <w:t>Mazières</w:t>
-      </w:r>
-      <w:proofErr w:type="spellEnd"/>
-      <w:r>
-        <w:t xml:space="preserve">, D. (1999). A future-adaptable </w:t>
-      </w:r>
-      <w:proofErr w:type="spellStart"/>
-      <w:r>
-        <w:t>password</w:t>
-      </w:r>
-      <w:proofErr w:type="spellEnd"/>
-      <w:r>
-        <w:t xml:space="preserve"> </w:t>
-      </w:r>
-      <w:proofErr w:type="spellStart"/>
-      <w:r>
-        <w:t>scheme</w:t>
-      </w:r>
-      <w:proofErr w:type="spellEnd"/>
-      <w:r>
-        <w:t xml:space="preserve">. En </w:t>
-      </w:r>
-      <w:proofErr w:type="spellStart"/>
+      <w:r>
+        <w:t xml:space="preserve">Provos, N., &amp; Mazières, D. (1999). A future-adaptable password scheme. En </w:t>
+      </w:r>
       <w:r>
         <w:rPr>
           <w:i/>
           <w:iCs/>
         </w:rPr>
-        <w:t>Proceedings</w:t>
-      </w:r>
-      <w:proofErr w:type="spellEnd"/>
-      <w:r>
-        <w:rPr>
-          <w:i/>
-          <w:iCs/>
-        </w:rPr>
-        <w:t xml:space="preserve"> </w:t>
-      </w:r>
-      <w:proofErr w:type="spellStart"/>
-      <w:r>
-        <w:rPr>
-          <w:i/>
-          <w:iCs/>
-        </w:rPr>
-        <w:t>of</w:t>
-      </w:r>
-      <w:proofErr w:type="spellEnd"/>
-      <w:r>
-        <w:rPr>
-          <w:i/>
-          <w:iCs/>
-        </w:rPr>
-        <w:t xml:space="preserve"> </w:t>
-      </w:r>
-      <w:proofErr w:type="spellStart"/>
-      <w:r>
-        <w:rPr>
-          <w:i/>
-          <w:iCs/>
-        </w:rPr>
-        <w:t>the</w:t>
-      </w:r>
-      <w:proofErr w:type="spellEnd"/>
-      <w:r>
-        <w:rPr>
-          <w:i/>
-          <w:iCs/>
-        </w:rPr>
-        <w:t xml:space="preserve"> FREENIX Track: 1999 USENIX </w:t>
-      </w:r>
-      <w:proofErr w:type="spellStart"/>
-      <w:r>
-        <w:rPr>
-          <w:i/>
-          <w:iCs/>
-        </w:rPr>
-        <w:t>Annual</w:t>
-      </w:r>
-      <w:proofErr w:type="spellEnd"/>
-      <w:r>
-        <w:rPr>
-          <w:i/>
-          <w:iCs/>
-        </w:rPr>
-        <w:t xml:space="preserve"> </w:t>
-      </w:r>
-      <w:proofErr w:type="spellStart"/>
-      <w:r>
-        <w:rPr>
-          <w:i/>
-          <w:iCs/>
-        </w:rPr>
-        <w:t>Technical</w:t>
-      </w:r>
-      <w:proofErr w:type="spellEnd"/>
-      <w:r>
-        <w:rPr>
-          <w:i/>
-          <w:iCs/>
-        </w:rPr>
-        <w:t xml:space="preserve"> </w:t>
-      </w:r>
-      <w:proofErr w:type="spellStart"/>
-      <w:r>
-        <w:rPr>
-          <w:i/>
-          <w:iCs/>
-        </w:rPr>
-        <w:t>Conference</w:t>
-      </w:r>
-      <w:proofErr w:type="spellEnd"/>
-      <w:r>
-        <w:t xml:space="preserve"> (pp. 81–91). USENIX </w:t>
-      </w:r>
-      <w:proofErr w:type="spellStart"/>
-      <w:r>
-        <w:t>Association</w:t>
-      </w:r>
-      <w:proofErr w:type="spellEnd"/>
-      <w:r>
-        <w:t>.</w:t>
+        <w:t>Proceedings of the FREENIX Track: 1999 USENIX Annual Technical Conference</w:t>
+      </w:r>
+      <w:r>
+        <w:t xml:space="preserve"> (pp. 81–91). USENIX Association.</w:t>
       </w:r>
     </w:p>
     <w:p>
@@ -9531,23 +8152,7 @@
           <w:i/>
           <w:iCs/>
         </w:rPr>
-        <w:t xml:space="preserve">Compendio de Normas del Seguro Social de la Ley </w:t>
-      </w:r>
-      <w:proofErr w:type="spellStart"/>
-      <w:r>
-        <w:rPr>
-          <w:i/>
-          <w:iCs/>
-        </w:rPr>
-        <w:t>N°</w:t>
-      </w:r>
-      <w:proofErr w:type="spellEnd"/>
-      <w:r>
-        <w:rPr>
-          <w:i/>
-          <w:iCs/>
-        </w:rPr>
-        <w:t xml:space="preserve"> 16.744</w:t>
+        <w:t>Compendio de Normas del Seguro Social de la Ley N° 16.744</w:t>
       </w:r>
       <w:r>
         <w:t xml:space="preserve">. SUSESO. </w:t>
@@ -9604,120 +8209,15 @@
         <w:jc w:val="both"/>
       </w:pPr>
       <w:r>
-        <w:t xml:space="preserve">Vial, G. (2019). </w:t>
-      </w:r>
-      <w:proofErr w:type="spellStart"/>
-      <w:r>
-        <w:t>Understanding</w:t>
-      </w:r>
-      <w:proofErr w:type="spellEnd"/>
-      <w:r>
-        <w:t xml:space="preserve"> digital </w:t>
-      </w:r>
-      <w:proofErr w:type="spellStart"/>
-      <w:r>
-        <w:t>transformation</w:t>
-      </w:r>
-      <w:proofErr w:type="spellEnd"/>
-      <w:r>
-        <w:t xml:space="preserve">: A </w:t>
-      </w:r>
-      <w:proofErr w:type="spellStart"/>
-      <w:r>
-        <w:t>review</w:t>
-      </w:r>
-      <w:proofErr w:type="spellEnd"/>
-      <w:r>
-        <w:t xml:space="preserve"> and a </w:t>
-      </w:r>
-      <w:proofErr w:type="spellStart"/>
-      <w:r>
-        <w:t>research</w:t>
-      </w:r>
-      <w:proofErr w:type="spellEnd"/>
-      <w:r>
-        <w:t xml:space="preserve"> agenda. </w:t>
+        <w:t xml:space="preserve">Vial, G. (2019). Understanding digital transformation: A review and a research agenda. </w:t>
       </w:r>
       <w:r>
         <w:rPr>
           <w:i/>
           <w:iCs/>
         </w:rPr>
-        <w:t xml:space="preserve">The </w:t>
-      </w:r>
-      <w:proofErr w:type="spellStart"/>
-      <w:r>
-        <w:rPr>
-          <w:i/>
-          <w:iCs/>
-        </w:rPr>
-        <w:t>Journal</w:t>
-      </w:r>
-      <w:proofErr w:type="spellEnd"/>
-      <w:r>
-        <w:rPr>
-          <w:i/>
-          <w:iCs/>
-        </w:rPr>
-        <w:t xml:space="preserve"> </w:t>
-      </w:r>
-      <w:proofErr w:type="spellStart"/>
-      <w:r>
-        <w:rPr>
-          <w:i/>
-          <w:iCs/>
-        </w:rPr>
-        <w:t>of</w:t>
-      </w:r>
-      <w:proofErr w:type="spellEnd"/>
-      <w:r>
-        <w:rPr>
-          <w:i/>
-          <w:iCs/>
-        </w:rPr>
-        <w:t xml:space="preserve"> </w:t>
-      </w:r>
-      <w:proofErr w:type="spellStart"/>
-      <w:r>
-        <w:rPr>
-          <w:i/>
-          <w:iCs/>
-        </w:rPr>
-        <w:t>Strategic</w:t>
-      </w:r>
-      <w:proofErr w:type="spellEnd"/>
-      <w:r>
-        <w:rPr>
-          <w:i/>
-          <w:iCs/>
-        </w:rPr>
-        <w:t xml:space="preserve"> </w:t>
-      </w:r>
-      <w:proofErr w:type="spellStart"/>
-      <w:r>
-        <w:rPr>
-          <w:i/>
-          <w:iCs/>
-        </w:rPr>
-        <w:t>Information</w:t>
-      </w:r>
-      <w:proofErr w:type="spellEnd"/>
-      <w:r>
-        <w:rPr>
-          <w:i/>
-          <w:iCs/>
-        </w:rPr>
-        <w:t xml:space="preserve"> </w:t>
-      </w:r>
-      <w:proofErr w:type="spellStart"/>
-      <w:r>
-        <w:rPr>
-          <w:i/>
-          <w:iCs/>
-        </w:rPr>
-        <w:t>Systems</w:t>
-      </w:r>
-      <w:proofErr w:type="spellEnd"/>
+        <w:t>The Journal of Strategic Information Systems</w:t>
+      </w:r>
       <w:r>
         <w:t xml:space="preserve">, </w:t>
       </w:r>
@@ -9758,27 +8258,10 @@
           <w:i/>
           <w:iCs/>
         </w:rPr>
-        <w:t xml:space="preserve">Spring in </w:t>
-      </w:r>
-      <w:proofErr w:type="spellStart"/>
-      <w:r>
-        <w:rPr>
-          <w:i/>
-          <w:iCs/>
-        </w:rPr>
-        <w:t>Action</w:t>
-      </w:r>
-      <w:proofErr w:type="spellEnd"/>
-      <w:r>
-        <w:t xml:space="preserve"> (6.ª ed.). Manning </w:t>
-      </w:r>
-      <w:proofErr w:type="spellStart"/>
-      <w:r>
-        <w:t>Publications</w:t>
-      </w:r>
-      <w:proofErr w:type="spellEnd"/>
-      <w:r>
-        <w:t>.</w:t>
+        <w:t>Spring in Action</w:t>
+      </w:r>
+      <w:r>
+        <w:t xml:space="preserve"> (6.ª ed.). Manning Publications.</w:t>
       </w:r>
     </w:p>
     <w:p/>
